--- a/courts/tenth-circuit/utah/state/supreme-court/reply-brief/usage/OUTPUT-reply-brief.docx
+++ b/courts/tenth-circuit/utah/state/supreme-court/reply-brief/usage/OUTPUT-reply-brief.docx
@@ -3105,19 +3105,7 @@
         <w:pStyle w:val="BodyTextNote"/>
       </w:pPr>
       <w:r>
-        <w:t xml:space="preserve">As Holly previously explained in her opening brief, there are two independent grounds for reversing the Court of Appeals’ decision: first, the Court of Appeals’ construction and application of Utah Code § 78B</w:t>
-      </w:r>
-      <w:r>
-        <w:noBreakHyphen/>
-      </w:r>
-      <w:r>
-        <w:t xml:space="preserve">6</w:t>
-      </w:r>
-      <w:r>
-        <w:noBreakHyphen/>
-      </w:r>
-      <w:r>
-        <w:t xml:space="preserve">301(4)</w:t>
+        <w:t xml:space="preserve">As Holly previously explained in her opening brief, there are two independent grounds for reversing the Court of Appeals’ decision: first, the Court of Appeals’ construction and application of Utah Code § 78B-⁠6-⁠301(4)</w:t>
       </w:r>
       <w:r>
         <w:t xml:space="preserve"> </w:t>
@@ -4725,7 +4713,7 @@
         <w:pStyle w:val="BodyTextNote"/>
       </w:pPr>
       <w:r>
-        <w:t xml:space="preserve">Ron next argues that it would be inappropriate to interpret Subsection (4) as encompassing a willful misrepresentation made by a party to someone other than the court because to do so would raise due process concerns. The first due process concern he raises is lack of notice, arguing that if Subsection (4) included a willful misrepresentation made by a party to someone other than the court, a party would be able “to initiate a civil or criminal contempt proceeding whenever an out-of-court statement . . . bears some relationship to vague notions of the administration of justice,” which would mean that “litigants would likely lack fair notice when their conduct may lead to criminal or civil sanctions.”</w:t>
+        <w:t xml:space="preserve">Ron next argues that it would be inappropriate to interpret Subsection (4) as encompassing a willful misrepresentation made by a party to someone other than the court because to do so would raise due process concerns. The first due process concern he raises is lack of notice, arguing that if Subsection (4) included a willful misrepresentation made by a party to someone other than the court, a party would be able “to initiate a civil or criminal contempt proceeding whenever an out-of-court statement . . . bears some relationship to vague notions of the administration of justice,” which would mean that “litigants would likely lack fair notice when their conduct may lead to criminal or civil sanctions.”</w:t>
       </w:r>
       <w:r>
         <w:rPr>
@@ -4819,19 +4807,7 @@
         <w:t xml:space="preserve"> </w:t>
       </w:r>
       <w:r>
-        <w:t xml:space="preserve">of the Utah Rules of Civil Procedure, and as Utah Code § 78B</w:t>
-      </w:r>
-      <w:r>
-        <w:noBreakHyphen/>
-      </w:r>
-      <w:r>
-        <w:t xml:space="preserve">6</w:t>
-      </w:r>
-      <w:r>
-        <w:noBreakHyphen/>
-      </w:r>
-      <w:r>
-        <w:t xml:space="preserve">302(2)</w:t>
+        <w:t xml:space="preserve">of the Utah Rules of Civil Procedure, and as Utah Code § 78B-⁠6-⁠302(2)</w:t>
       </w:r>
       <w:r>
         <w:t xml:space="preserve"> </w:t>
@@ -4979,7 +4955,7 @@
         <w:pStyle w:val="XdQuoteOnly"/>
       </w:pPr>
       <w:r>
-        <w:t xml:space="preserve">The problem is that Holly never presented the lower courts with the issue of whether Ron engaged “in a deliberate course of deception to obtain a court order” or otherwise interfered with the administration of justice, as typically required by the fraud of the court doctrine. Instead, without invoking the statute, she only argued that Ron misrepresented that he “had theretofore paid his $14,951.11 share of the tax debt under . . . the Mediation Settlement Agreement.” Likewise, the district court did not make specific findings that would support such a conclusion.</w:t>
+        <w:t xml:space="preserve">The problem is that Holly never presented the lower courts with the issue of whether Ron engaged “in a deliberate course of deception to obtain a court order” or otherwise interfered with the administration of justice, as typically required by the fraud of the court doctrine. Instead, without invoking the statute, she only argued that Ron misrepresented that he “had theretofore paid his $14,951.11 share of the tax debt under . . . the Mediation Settlement Agreement.” Likewise, the district court did not make specific findings that would support such a conclusion.</w:t>
       </w:r>
       <w:r>
         <w:rPr>
@@ -5544,7 +5520,7 @@
         <w:pStyle w:val="BodyTextNote"/>
       </w:pPr>
       <w:r>
-        <w:t xml:space="preserve">Ron next argues that exceptional circumstances apply to excuse the preservation requirement—namely, that he “had little reason to analyze the applicability of the statute . . . [as] Holly had not raised it as a basis for relief.”</w:t>
+        <w:t xml:space="preserve">Ron next argues that exceptional circumstances apply to excuse the preservation requirement—namely, that he “had little reason to analyze the applicability of the statute . . . [as] Holly had not raised it as a basis for relief.”</w:t>
       </w:r>
       <w:r>
         <w:rPr>
@@ -7424,7 +7400,7 @@
         <w:t xml:space="preserve"> </w:t>
       </w:r>
       <w:r>
-        <w:t xml:space="preserve">at 38 n.13 (“[I]t is difficult to see how [the facts of this case] satisfy the demands of the fraud on the court doctrine . . .”).</w:t>
+        <w:t xml:space="preserve">at 38 n.13 (“[I]t is difficult to see how [the facts of this case] satisfy the demands of the fraud on the court doctrine . . .”).</w:t>
       </w:r>
     </w:p>
   </w:footnote>
@@ -8643,6 +8619,7 @@
     <w:unhideWhenUsed/>
     <w:qFormat/>
     <w:pPr>
+      <w:keepLines/>
       <w:spacing w:before="0" w:after="140" w:line="299" w:lineRule="exact"/>
     </w:pPr>
     <w:rPr>
@@ -8893,6 +8870,33 @@
     <w:pPr>
       <w:spacing w:before="0" w:after="0" w:line="299" w:lineRule="exact"/>
       <w:ind w:left="2160" w:hanging="720"/>
+    </w:pPr>
+  </w:style>
+  <w:style w:type="paragraph" w:customStyle="1" w:styleId="XdQuoteList1">
+    <w:name w:val="Xd Quote List 1"/>
+    <w:basedOn w:val="Normal"/>
+    <w:qFormat/>
+    <w:pPr>
+      <w:spacing w:before="0" w:after="0" w:line="299" w:lineRule="exact"/>
+      <w:ind w:left="1440" w:right="720" w:hanging="720"/>
+    </w:pPr>
+  </w:style>
+  <w:style w:type="paragraph" w:customStyle="1" w:styleId="XdQuoteList2">
+    <w:name w:val="Xd Quote List 2"/>
+    <w:basedOn w:val="Normal"/>
+    <w:qFormat/>
+    <w:pPr>
+      <w:spacing w:before="0" w:after="0" w:line="299" w:lineRule="exact"/>
+      <w:ind w:left="2160" w:right="720" w:hanging="720"/>
+    </w:pPr>
+  </w:style>
+  <w:style w:type="paragraph" w:customStyle="1" w:styleId="XdQuoteList3">
+    <w:name w:val="Xd Quote List 3"/>
+    <w:basedOn w:val="Normal"/>
+    <w:qFormat/>
+    <w:pPr>
+      <w:spacing w:before="0" w:after="0" w:line="299" w:lineRule="exact"/>
+      <w:ind w:left="2880" w:right="720" w:hanging="720"/>
     </w:pPr>
   </w:style>
   <w:style w:type="paragraph" w:customStyle="1" w:styleId="XdQuoteOnly">

--- a/courts/tenth-circuit/utah/state/supreme-court/reply-brief/usage/OUTPUT-reply-brief.docx
+++ b/courts/tenth-circuit/utah/state/supreme-court/reply-brief/usage/OUTPUT-reply-brief.docx
@@ -4713,7 +4713,7 @@
         <w:pStyle w:val="BodyTextNote"/>
       </w:pPr>
       <w:r>
-        <w:t xml:space="preserve">Ron next argues that it would be inappropriate to interpret Subsection (4) as encompassing a willful misrepresentation made by a party to someone other than the court because to do so would raise due process concerns. The first due process concern he raises is lack of notice, arguing that if Subsection (4) included a willful misrepresentation made by a party to someone other than the court, a party would be able “to initiate a civil or criminal contempt proceeding whenever an out-of-court statement . . . bears some relationship to vague notions of the administration of justice,” which would mean that “litigants would likely lack fair notice when their conduct may lead to criminal or civil sanctions.”</w:t>
+        <w:t xml:space="preserve">Ron next argues that it would be inappropriate to interpret Subsection (4) as encompassing a willful misrepresentation made by a party to someone other than the court because to do so would raise due process concerns. The first due process concern he raises is lack of notice, arguing that if Subsection (4) included a willful misrepresentation made by a party to someone other than the court, a party would be able “to initiate a civil or criminal contempt proceeding whenever an out-of-court statement ⁠. ⁠. ⁠. bears some relationship to vague notions of the administration of justice,” which would mean that “litigants would likely lack fair notice when their conduct may lead to criminal or civil sanctions.”</w:t>
       </w:r>
       <w:r>
         <w:rPr>
@@ -4955,7 +4955,7 @@
         <w:pStyle w:val="XdQuoteOnly"/>
       </w:pPr>
       <w:r>
-        <w:t xml:space="preserve">The problem is that Holly never presented the lower courts with the issue of whether Ron engaged “in a deliberate course of deception to obtain a court order” or otherwise interfered with the administration of justice, as typically required by the fraud of the court doctrine. Instead, without invoking the statute, she only argued that Ron misrepresented that he “had theretofore paid his $14,951.11 share of the tax debt under . . . the Mediation Settlement Agreement.” Likewise, the district court did not make specific findings that would support such a conclusion.</w:t>
+        <w:t xml:space="preserve">The problem is that Holly never presented the lower courts with the issue of whether Ron engaged “in a deliberate course of deception to obtain a court order” or otherwise interfered with the administration of justice, as typically required by the fraud of the court doctrine. Instead, without invoking the statute, she only argued that Ron misrepresented that he “had theretofore paid his $14,951.11 share of the tax debt under ⁠. ⁠. ⁠. the Mediation Settlement Agreement.” Likewise, the district court did not make specific findings that would support such a conclusion.</w:t>
       </w:r>
       <w:r>
         <w:rPr>
@@ -5520,7 +5520,7 @@
         <w:pStyle w:val="BodyTextNote"/>
       </w:pPr>
       <w:r>
-        <w:t xml:space="preserve">Ron next argues that exceptional circumstances apply to excuse the preservation requirement—namely, that he “had little reason to analyze the applicability of the statute . . . [as] Holly had not raised it as a basis for relief.”</w:t>
+        <w:t xml:space="preserve">Ron next argues that exceptional circumstances apply to excuse the preservation requirement—namely, that he “had little reason to analyze the applicability of the statute ⁠. ⁠. ⁠. [as] Holly had not raised it as a basis for relief.”</w:t>
       </w:r>
       <w:r>
         <w:rPr>
@@ -7400,7 +7400,7 @@
         <w:t xml:space="preserve"> </w:t>
       </w:r>
       <w:r>
-        <w:t xml:space="preserve">at 38 n.13 (“[I]t is difficult to see how [the facts of this case] satisfy the demands of the fraud on the court doctrine . . .”).</w:t>
+        <w:t xml:space="preserve">at 38 n.13 (“[I]t is difficult to see how [the facts of this case] satisfy the demands of the fraud on the court doctrine ⁠. ⁠. ⁠.”).</w:t>
       </w:r>
     </w:p>
   </w:footnote>

--- a/courts/tenth-circuit/utah/state/supreme-court/reply-brief/usage/OUTPUT-reply-brief.docx
+++ b/courts/tenth-circuit/utah/state/supreme-court/reply-brief/usage/OUTPUT-reply-brief.docx
@@ -2673,11 +2673,7 @@
         <w:t xml:space="preserve"> </w:t>
       </w:r>
       <w:r>
-        <w:t xml:space="preserve">78B</w:t>
-        <w:noBreakHyphen/>
-        <w:t xml:space="preserve">6</w:t>
-        <w:noBreakHyphen/>
-        <w:t xml:space="preserve">301</w:t>
+        <w:t xml:space="preserve">78B-⁠6-⁠301</w:t>
       </w:r>
       <w:r>
         <w:t xml:space="preserve">   </w:t>
@@ -2717,11 +2713,7 @@
         <w:t xml:space="preserve"> </w:t>
       </w:r>
       <w:r>
-        <w:t xml:space="preserve">78B</w:t>
-        <w:noBreakHyphen/>
-        <w:t xml:space="preserve">6</w:t>
-        <w:noBreakHyphen/>
-        <w:t xml:space="preserve">302</w:t>
+        <w:t xml:space="preserve">78B-⁠6-⁠302</w:t>
       </w:r>
       <w:r>
         <w:t xml:space="preserve">   </w:t>
@@ -8620,7 +8612,7 @@
     <w:qFormat/>
     <w:pPr>
       <w:keepLines/>
-      <w:spacing w:before="0" w:after="140" w:line="299" w:lineRule="exact"/>
+      <w:spacing w:before="23" w:after="140" w:line="299" w:lineRule="exact"/>
     </w:pPr>
     <w:rPr>
       <w:sz w:val="26"/>
